--- a/docs/hub/estate/Quality/Programme Revalidation/Occupational Therapy 1053/SED/OT SED v3 FINAL.docx
+++ b/docs/hub/estate/Quality/Programme Revalidation/Occupational Therapy 1053/SED/OT SED v3 FINAL.docx
@@ -165,7 +165,7 @@
     <w:p>
       <w:r>
         <w:rPr/>
-        <w:t>The Occupational Therapy programme has run since 1047 and was last revalidated in that year. It recruits well, its students progress and achieve at rates comparable with the University's other three-year health programmes, its external examiner confirms standards every year, and its graduates are employed in the profession. The programme team is proud of it.</w:t>
+        <w:t>The Occupational Therapy programme has run since 1047 and was last revalidated in that year. It recruits well, its students progress and achieve at rates comparable with the Faculty's other health programmes, its external examiner confirms standards every year, and its graduates are employed in the profession. The programme team is proud of it.</w:t>
       </w:r>
     </w:p>
     <w:p>
@@ -197,7 +197,7 @@
     <w:p>
       <w:r>
         <w:rPr/>
-        <w:t>2.1 Occupational Therapy is a three-year honours programme in the Department of Health, Faculty of Health and Education. It leads to eligibility for professional registration. It is one of five three-year programmes in the Faculty and the only one in which the central concept, occupation, is as much a philosophy as a clinical practice.</w:t>
+        <w:t>2.1 Occupational Therapy is a three-year honours programme in the Department of Health, Faculty of Health and Education. It leads to eligibility for professional registration. It is one of the Faculty's twelve three-year honours programmes and the only one in which the central concept, occupation, is as much a philosophy as a clinical practice.</w:t>
       </w:r>
     </w:p>
     <w:p>
@@ -249,7 +249,7 @@
       </w:r>
       <w:r>
         <w:rPr/>
-        <w:t xml:space="preserve"> Current enrolment is 256 across the three years. The cohort is roughly balanced by species. A significant minority of students have a support plan with Student Wellbeing, most commonly for a specific learning difference.</w:t>
+        <w:t xml:space="preserve"> Current enrolment is 265 across the three years. The cohort is roughly balanced by species. A significant minority of students have a support plan with Student Wellbeing, most commonly for a specific learning difference.</w:t>
       </w:r>
     </w:p>
     <w:p>
@@ -405,7 +405,7 @@
       </w:r>
       <w:r>
         <w:rPr/>
-        <w:t xml:space="preserve"> NSS 1052 Assessment and Feedback for the programme was 3.74, from 3.82 the year before. Overall satisfaction was 3.76, from 3.87. Free text comments cluster on volume of assessment in Year 2, the time taken to return feedback, and feedback that reports the mark without saying what to do. The team recognises all three. Feedback turnaround in Year 2 semester 2 averaged nineteen working days in 1051-52 against the Faculty standard of fifteen; the cause is the coincidence of marking with placement visits, which the proposed pattern addresses by moving one assessment point out of that window.</w:t>
+        <w:t xml:space="preserve"> NSS 1052 Assessment and Feedback for the programme was 3.52, from 3.7 the year before. Overall satisfaction was 3.84, from 3.77. Free text comments cluster on volume of assessment in Year 2, the time taken to return feedback, and feedback that reports the mark without saying what to do. The team recognises all three. Feedback turnaround in Year 2 semester 2 averaged nineteen working days in 1051-52 against the Faculty standard of fifteen; the cause is the coincidence of marking with placement visits, which the proposed pattern addresses by moving one assessment point out of that window.</w:t>
       </w:r>
     </w:p>
     <w:p>
@@ -1754,7 +1754,7 @@
           <w:p>
             <w:r>
               <w:rPr/>
-              <w:t>256</w:t>
+              <w:t>265</w:t>
             </w:r>
           </w:p>
         </w:tc>
@@ -1789,7 +1789,7 @@
           <w:p>
             <w:r>
               <w:rPr/>
-              <w:t>3.76</w:t>
+              <w:t>3.84</w:t>
             </w:r>
           </w:p>
         </w:tc>
@@ -1824,7 +1824,7 @@
           <w:p>
             <w:r>
               <w:rPr/>
-              <w:t>3.87</w:t>
+              <w:t>3.77</w:t>
             </w:r>
           </w:p>
         </w:tc>
@@ -1859,7 +1859,7 @@
           <w:p>
             <w:r>
               <w:rPr/>
-              <w:t>3.74</w:t>
+              <w:t>3.52</w:t>
             </w:r>
           </w:p>
         </w:tc>
@@ -1894,7 +1894,7 @@
           <w:p>
             <w:r>
               <w:rPr/>
-              <w:t>3.82</w:t>
+              <w:t>3.7</w:t>
             </w:r>
           </w:p>
         </w:tc>
@@ -1929,7 +1929,7 @@
           <w:p>
             <w:r>
               <w:rPr/>
-              <w:t>18.9</w:t>
+              <w:t>21.5</w:t>
             </w:r>
           </w:p>
         </w:tc>
